--- a/AISIP_C1_P3_Rufai_Kabiru_Adeniyi_Capstone.docx
+++ b/AISIP_C1_P3_Rufai_Kabiru_Adeniyi_Capstone.docx
@@ -1,6 +1,6 @@
 
 <file path=word/document.xml><?xml version="1.0" encoding="utf-8"?>
-<w:document xmlns:wpc="http://schemas.microsoft.com/office/word/2010/wordprocessingCanvas" xmlns:cx="http://schemas.microsoft.com/office/drawing/2014/chartex" xmlns:cx1="http://schemas.microsoft.com/office/drawing/2015/9/8/chartex" xmlns:cx2="http://schemas.microsoft.com/office/drawing/2015/10/21/chartex" xmlns:cx3="http://schemas.microsoft.com/office/drawing/2016/5/9/chartex" xmlns:cx4="http://schemas.microsoft.com/office/drawing/2016/5/10/chartex" xmlns:cx5="http://schemas.microsoft.com/office/drawing/2016/5/11/chartex" xmlns:cx6="http://schemas.microsoft.com/office/drawing/2016/5/12/chartex" xmlns:cx7="http://schemas.microsoft.com/office/drawing/2016/5/13/chartex" xmlns:cx8="http://schemas.microsoft.com/office/drawing/2016/5/14/chartex" xmlns:mc="http://schemas.openxmlformats.org/markup-compatibility/2006" xmlns:aink="http://schemas.microsoft.com/office/drawing/2016/ink" xmlns:am3d="http://schemas.microsoft.com/office/drawing/2017/model3d" xmlns:o="urn:schemas-microsoft-com:office:office" xmlns:r="http://schemas.openxmlformats.org/officeDocument/2006/relationships" xmlns:m="http://schemas.openxmlformats.org/officeDocument/2006/math" xmlns:v="urn:schemas-microsoft-com:vml" xmlns:wp14="http://schemas.microsoft.com/office/word/2010/wordprocessingDrawing" xmlns:wp="http://schemas.openxmlformats.org/drawingml/2006/wordprocessingDrawing" xmlns:w10="urn:schemas-microsoft-com:office:word" xmlns:w="http://schemas.openxmlformats.org/wordprocessingml/2006/main" xmlns:w14="http://schemas.microsoft.com/office/word/2010/wordml" xmlns:w15="http://schemas.microsoft.com/office/word/2012/wordml" xmlns:w16cex="http://schemas.microsoft.com/office/word/2018/wordml/cex" xmlns:w16cid="http://schemas.microsoft.com/office/word/2016/wordml/cid" xmlns:w16="http://schemas.microsoft.com/office/word/2018/wordml" xmlns:w16sdtdh="http://schemas.microsoft.com/office/word/2020/wordml/sdtdatahash" xmlns:w16se="http://schemas.microsoft.com/office/word/2015/wordml/symex" xmlns:wpg="http://schemas.microsoft.com/office/word/2010/wordprocessingGroup" xmlns:wpi="http://schemas.microsoft.com/office/word/2010/wordprocessingInk" xmlns:wne="http://schemas.microsoft.com/office/word/2006/wordml" xmlns:wps="http://schemas.microsoft.com/office/word/2010/wordprocessingShape" mc:Ignorable="w14 w15 w16se w16cid w16 w16cex w16sdtdh wp14">
+<w:document xmlns:wpc="http://schemas.microsoft.com/office/word/2010/wordprocessingCanvas" xmlns:cx="http://schemas.microsoft.com/office/drawing/2014/chartex" xmlns:cx1="http://schemas.microsoft.com/office/drawing/2015/9/8/chartex" xmlns:cx2="http://schemas.microsoft.com/office/drawing/2015/10/21/chartex" xmlns:cx3="http://schemas.microsoft.com/office/drawing/2016/5/9/chartex" xmlns:cx4="http://schemas.microsoft.com/office/drawing/2016/5/10/chartex" xmlns:cx5="http://schemas.microsoft.com/office/drawing/2016/5/11/chartex" xmlns:cx6="http://schemas.microsoft.com/office/drawing/2016/5/12/chartex" xmlns:cx7="http://schemas.microsoft.com/office/drawing/2016/5/13/chartex" xmlns:cx8="http://schemas.microsoft.com/office/drawing/2016/5/14/chartex" xmlns:mc="http://schemas.openxmlformats.org/markup-compatibility/2006" xmlns:aink="http://schemas.microsoft.com/office/drawing/2016/ink" xmlns:am3d="http://schemas.microsoft.com/office/drawing/2017/model3d" xmlns:o="urn:schemas-microsoft-com:office:office" xmlns:oel="http://schemas.microsoft.com/office/2019/extlst" xmlns:r="http://schemas.openxmlformats.org/officeDocument/2006/relationships" xmlns:m="http://schemas.openxmlformats.org/officeDocument/2006/math" xmlns:v="urn:schemas-microsoft-com:vml" xmlns:wp14="http://schemas.microsoft.com/office/word/2010/wordprocessingDrawing" xmlns:wp="http://schemas.openxmlformats.org/drawingml/2006/wordprocessingDrawing" xmlns:w10="urn:schemas-microsoft-com:office:word" xmlns:w="http://schemas.openxmlformats.org/wordprocessingml/2006/main" xmlns:w14="http://schemas.microsoft.com/office/word/2010/wordml" xmlns:w15="http://schemas.microsoft.com/office/word/2012/wordml" xmlns:w16cex="http://schemas.microsoft.com/office/word/2018/wordml/cex" xmlns:w16cid="http://schemas.microsoft.com/office/word/2016/wordml/cid" xmlns:w16="http://schemas.microsoft.com/office/word/2018/wordml" xmlns:w16du="http://schemas.microsoft.com/office/word/2023/wordml/word16du" xmlns:w16sdtdh="http://schemas.microsoft.com/office/word/2020/wordml/sdtdatahash" xmlns:w16sdtfl="http://schemas.microsoft.com/office/word/2024/wordml/sdtformatlock" xmlns:w16se="http://schemas.microsoft.com/office/word/2015/wordml/symex" xmlns:wpg="http://schemas.microsoft.com/office/word/2010/wordprocessingGroup" xmlns:wpi="http://schemas.microsoft.com/office/word/2010/wordprocessingInk" xmlns:wne="http://schemas.microsoft.com/office/word/2006/wordml" xmlns:wps="http://schemas.microsoft.com/office/word/2010/wordprocessingShape" mc:Ignorable="w14 w15 w16se w16cid w16 w16cex w16sdtdh w16sdtfl w16du wp14">
   <w:body>
     <w:p>
       <w:pPr>
@@ -240,8 +240,9 @@
     </w:p>
     <w:p>
       <w:pPr>
-        <w:jc w:val="center"/>
+        <w:ind w:left="-450"/>
         <w:rPr>
+          <w:bCs/>
           <w:sz w:val="24"/>
           <w:szCs w:val="24"/>
         </w:rPr>
@@ -254,13 +255,17 @@
         </w:rPr>
         <w:t xml:space="preserve">Demo Video: </w:t>
       </w:r>
-      <w:r>
-        <w:rPr>
-          <w:sz w:val="24"/>
-          <w:szCs w:val="24"/>
-        </w:rPr>
-        <w:t>[To be Added]</w:t>
-      </w:r>
+      <w:hyperlink r:id="rId8" w:history="1">
+        <w:r>
+          <w:rPr>
+            <w:rStyle w:val="Hyperlink"/>
+            <w:bCs/>
+            <w:sz w:val="24"/>
+            <w:szCs w:val="24"/>
+          </w:rPr>
+          <w:t>https://youtu.be/V7R1q0U4z24</w:t>
+        </w:r>
+      </w:hyperlink>
     </w:p>
     <w:p>
       <w:r>
@@ -2074,7 +2079,7 @@
                     <pic:cNvPicPr/>
                   </pic:nvPicPr>
                   <pic:blipFill>
-                    <a:blip r:embed="rId8"/>
+                    <a:blip r:embed="rId9"/>
                     <a:stretch>
                       <a:fillRect/>
                     </a:stretch>
@@ -2251,7 +2256,7 @@
       <w:r>
         <w:br/>
       </w:r>
-      <w:hyperlink r:id="rId9" w:history="1">
+      <w:hyperlink r:id="rId10" w:history="1">
         <w:r>
           <w:rPr>
             <w:rStyle w:val="Hyperlink"/>
@@ -2269,7 +2274,7 @@
       <w:r>
         <w:br/>
       </w:r>
-      <w:hyperlink r:id="rId10" w:history="1">
+      <w:hyperlink r:id="rId11" w:history="1">
         <w:r>
           <w:rPr>
             <w:rStyle w:val="Hyperlink"/>
@@ -2289,8 +2294,18 @@
       </w:r>
       <w:r>
         <w:br/>
-        <w:t>[To be Added]</w:t>
-      </w:r>
+      </w:r>
+      <w:hyperlink r:id="rId12" w:history="1">
+        <w:r>
+          <w:rPr>
+            <w:rStyle w:val="Hyperlink"/>
+            <w:bCs/>
+            <w:sz w:val="24"/>
+            <w:szCs w:val="24"/>
+          </w:rPr>
+          <w:t>https://youtu.be/V7R1q0U4z24</w:t>
+        </w:r>
+      </w:hyperlink>
     </w:p>
     <w:p>
       <w:pPr>
@@ -2611,7 +2626,7 @@
       <w:r>
         <w:t xml:space="preserve">n8n Documentation — </w:t>
       </w:r>
-      <w:hyperlink r:id="rId11" w:history="1">
+      <w:hyperlink r:id="rId13" w:history="1">
         <w:r>
           <w:rPr>
             <w:rStyle w:val="Hyperlink"/>
@@ -2639,7 +2654,7 @@
       <w:r>
         <w:t xml:space="preserve"> API Documentation — </w:t>
       </w:r>
-      <w:hyperlink r:id="rId12" w:history="1">
+      <w:hyperlink r:id="rId14" w:history="1">
         <w:r>
           <w:rPr>
             <w:rStyle w:val="Hyperlink"/>
@@ -2659,7 +2674,7 @@
       <w:r>
         <w:t xml:space="preserve">Twilio SMS API Documentation — </w:t>
       </w:r>
-      <w:hyperlink r:id="rId13" w:history="1">
+      <w:hyperlink r:id="rId15" w:history="1">
         <w:r>
           <w:rPr>
             <w:rStyle w:val="Hyperlink"/>
@@ -2684,7 +2699,7 @@
       <w:r>
         <w:t xml:space="preserve"> API Documentation — </w:t>
       </w:r>
-      <w:hyperlink r:id="rId14" w:history="1">
+      <w:hyperlink r:id="rId16" w:history="1">
         <w:r>
           <w:rPr>
             <w:rStyle w:val="Hyperlink"/>
@@ -2704,7 +2719,7 @@
       <w:r>
         <w:t xml:space="preserve">Google Workspace APIs — </w:t>
       </w:r>
-      <w:hyperlink r:id="rId15" w:history="1">
+      <w:hyperlink r:id="rId17" w:history="1">
         <w:r>
           <w:rPr>
             <w:rStyle w:val="Hyperlink"/>
@@ -2724,7 +2739,7 @@
       <w:r>
         <w:t xml:space="preserve">wttr.in Weather API — </w:t>
       </w:r>
-      <w:hyperlink r:id="rId16" w:history="1">
+      <w:hyperlink r:id="rId18" w:history="1">
         <w:r>
           <w:rPr>
             <w:rStyle w:val="Hyperlink"/>
@@ -2766,13 +2781,8 @@
           <w:numId w:val="14"/>
         </w:numPr>
       </w:pPr>
-      <w:proofErr w:type="spellStart"/>
-      <w:r>
-        <w:t>ChatGPT</w:t>
-      </w:r>
-      <w:proofErr w:type="spellEnd"/>
-      <w:r>
-        <w:t xml:space="preserve"> 3.5 turbo LLM</w:t>
+      <w:r>
+        <w:t>ChatGPT 3.5 turbo LLM</w:t>
       </w:r>
     </w:p>
     <w:p>
@@ -2837,7 +2847,7 @@
 </file>
 
 <file path=word/numbering.xml><?xml version="1.0" encoding="utf-8"?>
-<w:numbering xmlns:wpc="http://schemas.microsoft.com/office/word/2010/wordprocessingCanvas" xmlns:cx="http://schemas.microsoft.com/office/drawing/2014/chartex" xmlns:cx1="http://schemas.microsoft.com/office/drawing/2015/9/8/chartex" xmlns:cx2="http://schemas.microsoft.com/office/drawing/2015/10/21/chartex" xmlns:cx3="http://schemas.microsoft.com/office/drawing/2016/5/9/chartex" xmlns:cx4="http://schemas.microsoft.com/office/drawing/2016/5/10/chartex" xmlns:cx5="http://schemas.microsoft.com/office/drawing/2016/5/11/chartex" xmlns:cx6="http://schemas.microsoft.com/office/drawing/2016/5/12/chartex" xmlns:cx7="http://schemas.microsoft.com/office/drawing/2016/5/13/chartex" xmlns:cx8="http://schemas.microsoft.com/office/drawing/2016/5/14/chartex" xmlns:mc="http://schemas.openxmlformats.org/markup-compatibility/2006" xmlns:aink="http://schemas.microsoft.com/office/drawing/2016/ink" xmlns:am3d="http://schemas.microsoft.com/office/drawing/2017/model3d" xmlns:o="urn:schemas-microsoft-com:office:office" xmlns:r="http://schemas.openxmlformats.org/officeDocument/2006/relationships" xmlns:m="http://schemas.openxmlformats.org/officeDocument/2006/math" xmlns:v="urn:schemas-microsoft-com:vml" xmlns:wp14="http://schemas.microsoft.com/office/word/2010/wordprocessingDrawing" xmlns:wp="http://schemas.openxmlformats.org/drawingml/2006/wordprocessingDrawing" xmlns:w10="urn:schemas-microsoft-com:office:word" xmlns:w="http://schemas.openxmlformats.org/wordprocessingml/2006/main" xmlns:w14="http://schemas.microsoft.com/office/word/2010/wordml" xmlns:w15="http://schemas.microsoft.com/office/word/2012/wordml" xmlns:w16cex="http://schemas.microsoft.com/office/word/2018/wordml/cex" xmlns:w16cid="http://schemas.microsoft.com/office/word/2016/wordml/cid" xmlns:w16="http://schemas.microsoft.com/office/word/2018/wordml" xmlns:w16sdtdh="http://schemas.microsoft.com/office/word/2020/wordml/sdtdatahash" xmlns:w16se="http://schemas.microsoft.com/office/word/2015/wordml/symex" xmlns:wpg="http://schemas.microsoft.com/office/word/2010/wordprocessingGroup" xmlns:wpi="http://schemas.microsoft.com/office/word/2010/wordprocessingInk" xmlns:wne="http://schemas.microsoft.com/office/word/2006/wordml" xmlns:wps="http://schemas.microsoft.com/office/word/2010/wordprocessingShape" mc:Ignorable="w14 w15 w16se w16cid w16 w16cex w16sdtdh wp14">
+<w:numbering xmlns:wpc="http://schemas.microsoft.com/office/word/2010/wordprocessingCanvas" xmlns:cx="http://schemas.microsoft.com/office/drawing/2014/chartex" xmlns:cx1="http://schemas.microsoft.com/office/drawing/2015/9/8/chartex" xmlns:cx2="http://schemas.microsoft.com/office/drawing/2015/10/21/chartex" xmlns:cx3="http://schemas.microsoft.com/office/drawing/2016/5/9/chartex" xmlns:cx4="http://schemas.microsoft.com/office/drawing/2016/5/10/chartex" xmlns:cx5="http://schemas.microsoft.com/office/drawing/2016/5/11/chartex" xmlns:cx6="http://schemas.microsoft.com/office/drawing/2016/5/12/chartex" xmlns:cx7="http://schemas.microsoft.com/office/drawing/2016/5/13/chartex" xmlns:cx8="http://schemas.microsoft.com/office/drawing/2016/5/14/chartex" xmlns:mc="http://schemas.openxmlformats.org/markup-compatibility/2006" xmlns:aink="http://schemas.microsoft.com/office/drawing/2016/ink" xmlns:am3d="http://schemas.microsoft.com/office/drawing/2017/model3d" xmlns:o="urn:schemas-microsoft-com:office:office" xmlns:oel="http://schemas.microsoft.com/office/2019/extlst" xmlns:r="http://schemas.openxmlformats.org/officeDocument/2006/relationships" xmlns:m="http://schemas.openxmlformats.org/officeDocument/2006/math" xmlns:v="urn:schemas-microsoft-com:vml" xmlns:wp14="http://schemas.microsoft.com/office/word/2010/wordprocessingDrawing" xmlns:wp="http://schemas.openxmlformats.org/drawingml/2006/wordprocessingDrawing" xmlns:w10="urn:schemas-microsoft-com:office:word" xmlns:w="http://schemas.openxmlformats.org/wordprocessingml/2006/main" xmlns:w14="http://schemas.microsoft.com/office/word/2010/wordml" xmlns:w15="http://schemas.microsoft.com/office/word/2012/wordml" xmlns:w16cex="http://schemas.microsoft.com/office/word/2018/wordml/cex" xmlns:w16cid="http://schemas.microsoft.com/office/word/2016/wordml/cid" xmlns:w16="http://schemas.microsoft.com/office/word/2018/wordml" xmlns:w16du="http://schemas.microsoft.com/office/word/2023/wordml/word16du" xmlns:w16sdtdh="http://schemas.microsoft.com/office/word/2020/wordml/sdtdatahash" xmlns:w16sdtfl="http://schemas.microsoft.com/office/word/2024/wordml/sdtformatlock" xmlns:w16se="http://schemas.microsoft.com/office/word/2015/wordml/symex" xmlns:wpg="http://schemas.microsoft.com/office/word/2010/wordprocessingGroup" xmlns:wpi="http://schemas.microsoft.com/office/word/2010/wordprocessingInk" xmlns:wne="http://schemas.microsoft.com/office/word/2006/wordml" xmlns:wps="http://schemas.microsoft.com/office/word/2010/wordprocessingShape" mc:Ignorable="w14 w15 w16se w16cid w16 w16cex w16sdtdh w16sdtfl w16du wp14">
   <w:abstractNum w:abstractNumId="0" w15:restartNumberingAfterBreak="0">
     <w:nsid w:val="FFFFFF7C"/>
     <w:multiLevelType w:val="singleLevel"/>
@@ -3572,53 +3582,53 @@
       </w:rPr>
     </w:lvl>
   </w:abstractNum>
-  <w:num w:numId="1">
+  <w:num w:numId="1" w16cid:durableId="1197473834">
     <w:abstractNumId w:val="8"/>
   </w:num>
-  <w:num w:numId="2">
+  <w:num w:numId="2" w16cid:durableId="1191605146">
     <w:abstractNumId w:val="6"/>
   </w:num>
-  <w:num w:numId="3">
+  <w:num w:numId="3" w16cid:durableId="275717372">
     <w:abstractNumId w:val="5"/>
   </w:num>
-  <w:num w:numId="4">
+  <w:num w:numId="4" w16cid:durableId="1490365825">
     <w:abstractNumId w:val="4"/>
   </w:num>
-  <w:num w:numId="5">
+  <w:num w:numId="5" w16cid:durableId="898594188">
     <w:abstractNumId w:val="7"/>
   </w:num>
-  <w:num w:numId="6">
+  <w:num w:numId="6" w16cid:durableId="1532113199">
     <w:abstractNumId w:val="3"/>
   </w:num>
-  <w:num w:numId="7">
+  <w:num w:numId="7" w16cid:durableId="1293902439">
     <w:abstractNumId w:val="2"/>
   </w:num>
-  <w:num w:numId="8">
+  <w:num w:numId="8" w16cid:durableId="1233735473">
     <w:abstractNumId w:val="1"/>
   </w:num>
-  <w:num w:numId="9">
+  <w:num w:numId="9" w16cid:durableId="902760884">
     <w:abstractNumId w:val="0"/>
   </w:num>
-  <w:num w:numId="10">
+  <w:num w:numId="10" w16cid:durableId="1879395896">
     <w:abstractNumId w:val="11"/>
   </w:num>
-  <w:num w:numId="11">
+  <w:num w:numId="11" w16cid:durableId="876354591">
     <w:abstractNumId w:val="10"/>
   </w:num>
-  <w:num w:numId="12">
+  <w:num w:numId="12" w16cid:durableId="379746241">
     <w:abstractNumId w:val="12"/>
   </w:num>
-  <w:num w:numId="13">
+  <w:num w:numId="13" w16cid:durableId="605846778">
     <w:abstractNumId w:val="9"/>
   </w:num>
-  <w:num w:numId="14">
+  <w:num w:numId="14" w16cid:durableId="774055092">
     <w:abstractNumId w:val="13"/>
   </w:num>
 </w:numbering>
 </file>
 
 <file path=word/styles.xml><?xml version="1.0" encoding="utf-8"?>
-<w:styles xmlns:mc="http://schemas.openxmlformats.org/markup-compatibility/2006" xmlns:r="http://schemas.openxmlformats.org/officeDocument/2006/relationships" xmlns:w="http://schemas.openxmlformats.org/wordprocessingml/2006/main" xmlns:w14="http://schemas.microsoft.com/office/word/2010/wordml" xmlns:w15="http://schemas.microsoft.com/office/word/2012/wordml" xmlns:w16cex="http://schemas.microsoft.com/office/word/2018/wordml/cex" xmlns:w16cid="http://schemas.microsoft.com/office/word/2016/wordml/cid" xmlns:w16="http://schemas.microsoft.com/office/word/2018/wordml" xmlns:w16sdtdh="http://schemas.microsoft.com/office/word/2020/wordml/sdtdatahash" xmlns:w16se="http://schemas.microsoft.com/office/word/2015/wordml/symex" mc:Ignorable="w14 w15 w16se w16cid w16 w16cex w16sdtdh">
+<w:styles xmlns:mc="http://schemas.openxmlformats.org/markup-compatibility/2006" xmlns:r="http://schemas.openxmlformats.org/officeDocument/2006/relationships" xmlns:w="http://schemas.openxmlformats.org/wordprocessingml/2006/main" xmlns:w14="http://schemas.microsoft.com/office/word/2010/wordml" xmlns:w15="http://schemas.microsoft.com/office/word/2012/wordml" xmlns:w16cex="http://schemas.microsoft.com/office/word/2018/wordml/cex" xmlns:w16cid="http://schemas.microsoft.com/office/word/2016/wordml/cid" xmlns:w16="http://schemas.microsoft.com/office/word/2018/wordml" xmlns:w16du="http://schemas.microsoft.com/office/word/2023/wordml/word16du" xmlns:w16sdtdh="http://schemas.microsoft.com/office/word/2020/wordml/sdtdatahash" xmlns:w16sdtfl="http://schemas.microsoft.com/office/word/2024/wordml/sdtformatlock" xmlns:w16se="http://schemas.microsoft.com/office/word/2015/wordml/symex" mc:Ignorable="w14 w15 w16se w16cid w16 w16cex w16sdtdh w16sdtfl w16du">
   <w:docDefaults>
     <w:rPrDefault>
       <w:rPr>

--- a/AISIP_C1_P3_Rufai_Kabiru_Adeniyi_Capstone.docx
+++ b/AISIP_C1_P3_Rufai_Kabiru_Adeniyi_Capstone.docx
@@ -136,7 +136,23 @@
           <w:sz w:val="24"/>
           <w:szCs w:val="24"/>
         </w:rPr>
-        <w:t xml:space="preserve">Pathway: </w:t>
+        <w:t>Pathway</w:t>
+      </w:r>
+      <w:r>
+        <w:rPr>
+          <w:b/>
+          <w:sz w:val="24"/>
+          <w:szCs w:val="24"/>
+        </w:rPr>
+        <w:t xml:space="preserve"> 3</w:t>
+      </w:r>
+      <w:r>
+        <w:rPr>
+          <w:b/>
+          <w:sz w:val="24"/>
+          <w:szCs w:val="24"/>
+        </w:rPr>
+        <w:t xml:space="preserve">: </w:t>
       </w:r>
       <w:r>
         <w:rPr>
@@ -2644,15 +2660,7 @@
         </w:numPr>
       </w:pPr>
       <w:r>
-        <w:t xml:space="preserve"> </w:t>
-      </w:r>
-      <w:proofErr w:type="spellStart"/>
-      <w:r>
-        <w:t>OpenRouter</w:t>
-      </w:r>
-      <w:proofErr w:type="spellEnd"/>
-      <w:r>
-        <w:t xml:space="preserve"> API Documentation — </w:t>
+        <w:t xml:space="preserve"> OpenRouter API Documentation — </w:t>
       </w:r>
       <w:hyperlink r:id="rId14" w:history="1">
         <w:r>
@@ -2691,13 +2699,8 @@
           <w:numId w:val="14"/>
         </w:numPr>
       </w:pPr>
-      <w:proofErr w:type="spellStart"/>
-      <w:r>
-        <w:t>ElevenLabs</w:t>
-      </w:r>
-      <w:proofErr w:type="spellEnd"/>
-      <w:r>
-        <w:t xml:space="preserve"> API Documentation — </w:t>
+      <w:r>
+        <w:t xml:space="preserve">ElevenLabs API Documentation — </w:t>
       </w:r>
       <w:hyperlink r:id="rId16" w:history="1">
         <w:r>
